--- a/astro-site/public/dl/plan-catering-tematico-eventos/manual-tecnico-multi-cocina-appcc-catering.docx
+++ b/astro-site/public/dl/plan-catering-tematico-eventos/manual-tecnico-multi-cocina-appcc-catering.docx
@@ -39,7 +39,7 @@
           <w:color w:val="C4974A"/>
           <w:sz w:val="24"/>
         </w:rPr>
-        <w:t>Protocolos profesionales validados España 2026</w:t>
+        <w:t>Protocolos profesionales · edición 2026</w:t>
       </w:r>
     </w:p>
     <w:p>
@@ -1097,7 +1097,7 @@
           </w:tcPr>
           <w:p>
             <w:r>
-              <w:t>Mise en place final + briefing equipo freelance</w:t>
+              <w:t>Mise en place final + briefing del equipo de eventos</w:t>
             </w:r>
           </w:p>
         </w:tc>
@@ -1418,7 +1418,7 @@
           <w:color w:val="0A0908"/>
           <w:sz w:val="40"/>
         </w:rPr>
-        <w:t>5. Coordinación equipo freelance multi-concepto</w:t>
+        <w:t>5. Coordinación del equipo de eventos multi-concepto</w:t>
       </w:r>
     </w:p>
     <w:p>
@@ -1426,7 +1426,7 @@
         <w:spacing w:after="120"/>
       </w:pPr>
       <w:r>
-        <w:t>El catering temático multi-concepto requiere equipo freelance especializado por concepto. Recomendaciones para coordinación:</w:t>
+        <w:t>El catering temático multi-concepto requiere personal especializado por concepto, contratado como fijo discontinuo o a través de una ETT. Recomendaciones para coordinación:</w:t>
       </w:r>
     </w:p>
     <w:p>
@@ -1435,7 +1435,7 @@
         <w:spacing w:after="40"/>
       </w:pPr>
       <w:r>
-        <w:t>Bolsa de freelance fiables: 3-4 chefs especialistas por concepto (sushi, taquero, parrillero, pizzaiolo, tandoor master).</w:t>
+        <w:t>Bolsa de fijos discontinuos fiables: 3-4 chefs especialistas por concepto (sushi, taquero, parrillero, pizzaiolo, tandoor master).</w:t>
       </w:r>
     </w:p>
     <w:p>
@@ -1453,7 +1453,7 @@
         <w:spacing w:after="40"/>
       </w:pPr>
       <w:r>
-        <w:t>Plantilla de SOPs (Standard Operating Procedures) por concepto que el freelance lee D-1.</w:t>
+        <w:t>Plantilla de SOPs (Standard Operating Procedures) por concepto que el equipo lee el día antes.</w:t>
       </w:r>
     </w:p>
     <w:p>
@@ -1480,7 +1480,7 @@
         <w:spacing w:after="40"/>
       </w:pPr>
       <w:r>
-        <w:t>Retención: el freelance estrella debe sentir vínculo con la marca para volver.</w:t>
+        <w:t>Retención: el especialista estrella debe sentir vínculo con la marca para volver.</w:t>
       </w:r>
     </w:p>
     <w:p>
@@ -1547,7 +1547,7 @@
         <w:spacing w:after="40"/>
       </w:pPr>
       <w:r>
-        <w:t>Inscripción RGSEAA si transportas alimentos elaborados.</w:t>
+        <w:t>Inscripción en el registro sanitario autonómico previa declaración responsable (RD 1021/2022); el RGSEAA sólo si suministras a otros establecimientos.</w:t>
       </w:r>
     </w:p>
     <w:p>

--- a/astro-site/public/dl/plan-catering-tematico-eventos/manual-tecnico-multi-cocina-appcc-catering.docx
+++ b/astro-site/public/dl/plan-catering-tematico-eventos/manual-tecnico-multi-cocina-appcc-catering.docx
@@ -1462,7 +1462,7 @@
         <w:spacing w:after="40"/>
       </w:pPr>
       <w:r>
-        <w:t>Pago mismo día post-evento + bonus por evento bien resuelto.</w:t>
+        <w:t>Nómina mensual con las horas de cada llamamiento + plus por evento pactado por escrito.</w:t>
       </w:r>
     </w:p>
     <w:p>
@@ -1511,7 +1511,7 @@
         <w:spacing w:after="40"/>
       </w:pPr>
       <w:r>
-        <w:t>Carnet manipulador alimentos (vigente) + carnet específico si aplica (japonés/marisquería).</w:t>
+        <w:t>Formación en higiene alimentaria acreditada por la empresa (Reglamento (CE) 852/2004, anexo II, cap. XII), con un módulo de pescado crudo y anisakis si sirves sushi o ceviche.</w:t>
       </w:r>
     </w:p>
     <w:p>
@@ -1538,7 +1538,7 @@
         <w:spacing w:after="40"/>
       </w:pPr>
       <w:r>
-        <w:t>Alta autónomo + IAE 677.9.</w:t>
+        <w:t>Alta de la empresa (SL o autónomo) en el IAE 677.9.</w:t>
       </w:r>
     </w:p>
     <w:p>
@@ -1616,7 +1616,7 @@
       </w:r>
     </w:p>
     <w:sectPr>
-      <w:pgSz w:w="12240" w:h="15840"/>
+      <w:pgSz w:w="11906" w:h="16838"/>
       <w:pgMar w:top="1440" w:right="1800" w:bottom="1440" w:left="1800" w:header="720" w:footer="720" w:gutter="0"/>
       <w:cols w:space="720"/>
       <w:docGrid w:linePitch="360"/>
